--- a/az/discovery-articles/1.5 Riyaziyyat və sıfır anlayışı.docx
+++ b/az/discovery-articles/1.5 Riyaziyyat və sıfır anlayışı.docx
@@ -4,496 +4,327 @@
   <w:body>
     <w:p>
       <w:pPr>
-        <w:keepNext/>
-        <w:spacing w:before="280" w:after="120"/>
+        <w:pStyle w:val="Title"/>
+        <w:widowControl/>
       </w:pPr>
       <w:r>
-        <w:rPr>
-          <w:rFonts w:ascii="Calibri" w:hAnsi="Calibri" w:eastAsia="Calibri"/>
-          <w:b/>
-          <w:i w:val="0"/>
-          <w:color w:val="004E8C"/>
-          <w:sz w:val="44"/>
-        </w:rPr>
         <w:t>1.5 Riyaziyyat və sıfır anlayışı</w:t>
       </w:r>
     </w:p>
     <w:p>
       <w:pPr>
-        <w:spacing w:after="80"/>
+        <w:keepNext/>
+        <w:widowControl/>
       </w:pPr>
       <w:r>
         <w:rPr>
-          <w:rFonts w:ascii="Calibri" w:hAnsi="Calibri" w:eastAsia="Calibri"/>
-          <w:b w:val="0"/>
-          <w:i/>
-          <w:color w:val="505050"/>
-          <w:sz w:val="22"/>
+          <w:sz w:val="20"/>
         </w:rPr>
-        <w:t>1. Sivilizasiyanın təməlləri</w:t>
-      </w:r>
-    </w:p>
-    <w:p>
-      <w:pPr>
-        <w:spacing w:after="200"/>
-      </w:pPr>
-      <w:r>
-        <w:rPr>
-          <w:rFonts w:ascii="Calibri" w:hAnsi="Calibri" w:eastAsia="Calibri"/>
-          <w:b w:val="0"/>
-          <w:i/>
-          <w:sz w:val="22"/>
-        </w:rPr>
-        <w:t>Dövr: e.ə. təxminən 3000-ci il (say sistemləri); eramızın 628-ci ili (Brahmaquptanın sıfır anlayışını riyazi şəkildə rəsmiləşdirməsi) | Əsas adlar: Babil, Misir, Hindistan (Brahmaqupta) və Maya riyaziyyatçıları</w:t>
-      </w:r>
-    </w:p>
-    <w:p>
-      <w:pPr>
-        <w:spacing w:after="160" w:line="276" w:lineRule="auto"/>
-      </w:pPr>
-      <w:r>
-        <w:rPr>
-          <w:rFonts w:ascii="Calibri" w:hAnsi="Calibri" w:eastAsia="Calibri"/>
-          <w:b w:val="0"/>
-          <w:i w:val="0"/>
-          <w:sz w:val="22"/>
-        </w:rPr>
-        <w:t>Riyaziyyat müxtəlif mədəniyyətlərdə saymaq, ölçmək və əvvəlcədən hesablamaq ehtiyacından yarandı. Sıfırın ayrıca ədəd kimi qəbul edilməsi və onunla əməliyyat qaydalarının müəyyənləşdirilməsi isə müasir hesablamalara yol açan daha sonrakı böyük yenilik oldu.</w:t>
+        <w:t>1 Sivilizasiyanın təməlləri</w:t>
       </w:r>
     </w:p>
     <w:p>
       <w:pPr>
         <w:keepNext/>
-        <w:spacing w:before="240" w:after="120"/>
+        <w:widowControl/>
       </w:pPr>
       <w:r>
         <w:rPr>
-          <w:rFonts w:ascii="Calibri" w:hAnsi="Calibri" w:eastAsia="Calibri"/>
-          <w:b/>
-          <w:i w:val="0"/>
-          <w:color w:val="004E8C"/>
-          <w:sz w:val="28"/>
+          <w:sz w:val="20"/>
         </w:rPr>
-        <w:t>Əsas faktlar</w:t>
+        <w:t>Dövr: təxminən e.ə. 3000-ci il (say sistemləri); eramızın 628-ci ili (Brahmaquptanın sıfırın qaydalarını ifadə etməsi) | Əsas iştirakçılar: Babil, Misir, Hindistan və mayya riyaziyyatçıları; Brahmaqupta</w:t>
+      </w:r>
+    </w:p>
+    <w:p>
+      <w:pPr>
+        <w:widowControl/>
+      </w:pPr>
+      <w:r>
+        <w:t>Riyaziyyat müxtəlif mədəniyyətlərdə saymaq, ölçmək və hadisələri qabaqcadan hesablamaq ehtiyacından yarandı. Sıfırın öz qaydaları olan ayrıca ədəd kimi qəbul edilməsi daha sonrakı böyük irəliləyiş idi və müasir hesablamalara yol açdı.</w:t>
+      </w:r>
+    </w:p>
+    <w:p>
+      <w:pPr>
+        <w:pStyle w:val="Heading1"/>
+        <w:widowControl/>
+      </w:pPr>
+      <w:r>
+        <w:t>Əsas məlumatlar</w:t>
       </w:r>
     </w:p>
     <w:p>
       <w:pPr>
         <w:pStyle w:val="ListBullet"/>
+        <w:widowControl/>
       </w:pPr>
       <w:r>
-        <w:rPr>
-          <w:rFonts w:ascii="Calibri" w:hAnsi="Calibri" w:eastAsia="Calibri"/>
-          <w:b w:val="0"/>
-          <w:i w:val="0"/>
-          <w:sz w:val="22"/>
-        </w:rPr>
-        <w:t>Mövqeli say sistemi və boş mərtəbəni bildirən sıfır işarəsi Babil riyaziyyatında mövcud idi</w:t>
+        <w:t>Babil riyaziyyatında mövqeli say sistemi və boş mərtəbəni göstərən sıfır işarəsi vardı.</w:t>
       </w:r>
     </w:p>
     <w:p>
       <w:pPr>
         <w:pStyle w:val="ListBullet"/>
+        <w:widowControl/>
       </w:pPr>
       <w:r>
-        <w:rPr>
-          <w:rFonts w:ascii="Calibri" w:hAnsi="Calibri" w:eastAsia="Calibri"/>
-          <w:b w:val="0"/>
-          <w:i w:val="0"/>
-          <w:sz w:val="22"/>
-        </w:rPr>
-        <w:t>Hind alimləri sıfırı öz qaydaları olan ayrıca ədəd kimi qəbul etdilər</w:t>
+        <w:t>Hind alimləri sıfırı öz qaydaları olan ədəd kimi qəbul etdilər.</w:t>
       </w:r>
     </w:p>
     <w:p>
       <w:pPr>
         <w:pStyle w:val="ListBullet"/>
+        <w:widowControl/>
       </w:pPr>
       <w:r>
-        <w:rPr>
-          <w:rFonts w:ascii="Calibri" w:hAnsi="Calibri" w:eastAsia="Calibri"/>
-          <w:b w:val="0"/>
-          <w:i w:val="0"/>
-          <w:sz w:val="22"/>
-        </w:rPr>
-        <w:t>VII əsrdə Brahmaqupta sıfır və mənfi kəmiyyətlərlə əməliyyat qaydalarını ifadə etdi</w:t>
+        <w:t>VII əsrdə Brahmaqupta sıfır və mənfi kəmiyyətlərlə bağlı qaydaları ifadə etdi.</w:t>
       </w:r>
     </w:p>
     <w:p>
       <w:pPr>
         <w:pStyle w:val="ListBullet"/>
+        <w:widowControl/>
       </w:pPr>
       <w:r>
-        <w:rPr>
-          <w:rFonts w:ascii="Calibri" w:hAnsi="Calibri" w:eastAsia="Calibri"/>
-          <w:b w:val="0"/>
-          <w:i w:val="0"/>
-          <w:sz w:val="22"/>
-        </w:rPr>
-        <w:t>İslam dünyasının riyaziyyatçıları Hind rəqəmlərinin qərbə yayılmasına kömək etdilər</w:t>
+        <w:t>İslam dünyasının riyaziyyatçıları hind rəqəmlərinin qərbə yayılmasına kömək etdilər.</w:t>
       </w:r>
     </w:p>
     <w:p>
       <w:pPr>
         <w:pStyle w:val="ListBullet"/>
+        <w:widowControl/>
       </w:pPr>
       <w:r>
-        <w:rPr>
-          <w:rFonts w:ascii="Calibri" w:hAnsi="Calibri" w:eastAsia="Calibri"/>
-          <w:b w:val="0"/>
-          <w:i w:val="0"/>
-          <w:sz w:val="22"/>
-        </w:rPr>
-        <w:t>Sıfır və mövqeli say sistemi cəbrin, kompüter texnologiyalarının və müasir elmin təməlində dayanır</w:t>
+        <w:t>Sıfır və rəqəmin mövqeyinə görə qiymət alması cəbrin, kompüter hesablamalarının və müasir elmin əsaslarındandır.</w:t>
       </w:r>
     </w:p>
     <w:p>
       <w:pPr>
-        <w:keepNext/>
-        <w:spacing w:before="240" w:after="120"/>
+        <w:pStyle w:val="Heading1"/>
+        <w:widowControl/>
       </w:pPr>
       <w:r>
-        <w:rPr>
-          <w:rFonts w:ascii="Calibri" w:hAnsi="Calibri" w:eastAsia="Calibri"/>
-          <w:b/>
-          <w:i w:val="0"/>
-          <w:color w:val="004E8C"/>
-          <w:sz w:val="28"/>
-        </w:rPr>
         <w:t>Bu nədir</w:t>
       </w:r>
     </w:p>
     <w:p>
       <w:pPr>
-        <w:spacing w:after="160" w:line="276" w:lineRule="auto"/>
+        <w:widowControl/>
       </w:pPr>
       <w:r>
-        <w:rPr>
-          <w:rFonts w:ascii="Calibri" w:hAnsi="Calibri" w:eastAsia="Calibri"/>
-          <w:b w:val="0"/>
-          <w:i w:val="0"/>
-          <w:sz w:val="22"/>
-        </w:rPr>
-        <w:t>Riyaziyyat kəmiyyət, forma, dəyişmə və məntiqi əlaqələri öyrənən elmdir. İnsanlar dərsliklər yaranmazdan çox əvvəl torpağı bölmək, Ayın hərəkətini izləmək və məhsulu paylaşmaq üçün riyaziyyatdan istifadə edirdilər. Sıfır bu uzun tarixdə xüsusi yer tutur. Əvvəlcə o, say lövhəsində boş xananı bildirən işarə idi. Sonralar toplamaq, çıxmaq və mövqeli say sistemində boş mərtəbəni göstərmək üçün işlədilən ayrıca ədədə çevrildi. Məhz sıfır sayəsində 105 ilə 15 bir-birindən aydın fərqlənir.</w:t>
+        <w:t>Riyaziyyat kəmiyyətləri, formaları, dəyişmələri və məntiqi əlaqələri öyrənir. İnsanlar dərsliklər yaranmazdan çox əvvəl torpağı bölmək, Ayın hərəkətini izləmək və məhsulu paylaşmaq üçün ondan istifadə edirdilər. Sıfırın bu tarixdə xüsusi yeri var. Əvvəlcə o, hesablama lövhəsində boş yer idi. Sonra toplamaq, çıxmaq və boş mərtəbəni göstərmək üçün işlədilən ədədə çevrildi: məsələn, 105-in 15 ilə qarışdırılmasının qarşısını aldı. Bunu nömrələnmiş dayanacaq yerləri kimi düşünə bilərsiniz: boş yeri göstərən işarə olmasa, rəqəmlər yanlış mövqedə oxunar.</w:t>
       </w:r>
     </w:p>
     <w:p>
       <w:pPr>
-        <w:keepNext/>
-        <w:spacing w:before="240" w:after="120"/>
+        <w:pStyle w:val="Heading1"/>
+        <w:widowControl/>
       </w:pPr>
       <w:r>
-        <w:rPr>
-          <w:rFonts w:ascii="Calibri" w:hAnsi="Calibri" w:eastAsia="Calibri"/>
-          <w:b/>
-          <w:i w:val="0"/>
-          <w:color w:val="004E8C"/>
-          <w:sz w:val="28"/>
-        </w:rPr>
-        <w:t>Onu kim kəşf və ya ixtira edib</w:t>
+        <w:t>Kim kəşf edib və ya yaradıb</w:t>
       </w:r>
     </w:p>
     <w:p>
       <w:pPr>
-        <w:spacing w:after="160" w:line="276" w:lineRule="auto"/>
+        <w:widowControl/>
       </w:pPr>
       <w:r>
-        <w:rPr>
-          <w:rFonts w:ascii="Calibri" w:hAnsi="Calibri" w:eastAsia="Calibri"/>
-          <w:b w:val="0"/>
-          <w:i w:val="0"/>
-          <w:sz w:val="22"/>
-        </w:rPr>
-        <w:t>Misir, Mesopotamiya, Hindistan, Çin, Yunanıstan, İslam dünyası və başqa mədəniyyətlər riyaziyyatın inkişafına böyük töhfələr veriblər. Babil katibləri mövqeli say sistemindən və boş mərtəbəni bildirən işarədən istifadə edirdilər. Hind riyaziyyatçıları, o cümlədən eramızın VII əsrində yaşamış Brahmaqupta sıfırı ayrıca ədəd kimi qəbul etdilər və onunla əməliyyat qaydalarını təsvir etdilər. Məhəmməd əl-Xarəzmi və ərəbcə yazan başqa alimlər Hind rəqəmlərini daha geniş coğrafiyada tanıtdılar. Riyaziyyatı bir nəfər yaratmayıb; onu çoxsaylı alim və mədəniyyətlər tədricən təkmilləşdirib.</w:t>
+        <w:t>Riyaziyyat Misir, Mesopotamiya, Hindistan, Çin, Yunanıstan, İslam dünyası və başqa mədəniyyətlərin töhfələri ilə inkişaf etdi. Babil mirzələri mövqeli say sistemindən və boş mərtəbəni göstərən işarədən istifadə edirdilər. Eramızın VII əsrində Brahmaqupta da daxil olmaqla hind riyaziyyatçıları sıfırı ədəd kimi qəbul edib onunla əməl qaydalarını təsvir etdilər. Əl-Xarəzmi və ərəbcə yazan başqa alimlər hind rəqəmlərini daha geniş dünyaya tanıtdılar. Riyaziyyatı bir nəfər yaratmayıb; çoxsaylı insanlar onu təkmilləşdiriblər.</w:t>
       </w:r>
     </w:p>
     <w:p>
       <w:pPr>
-        <w:keepNext/>
-        <w:spacing w:before="240" w:after="120"/>
+        <w:pStyle w:val="Heading1"/>
+        <w:widowControl/>
       </w:pPr>
       <w:r>
-        <w:rPr>
-          <w:rFonts w:ascii="Calibri" w:hAnsi="Calibri" w:eastAsia="Calibri"/>
-          <w:b/>
-          <w:i w:val="0"/>
-          <w:color w:val="004E8C"/>
-          <w:sz w:val="28"/>
-        </w:rPr>
-        <w:t>Nə vaxt və necə meydana gəlib</w:t>
+        <w:t>Nə vaxt və necə yaranıb</w:t>
       </w:r>
     </w:p>
     <w:p>
       <w:pPr>
-        <w:spacing w:after="160" w:line="276" w:lineRule="auto"/>
+        <w:widowControl/>
       </w:pPr>
       <w:r>
-        <w:rPr>
-          <w:rFonts w:ascii="Calibri" w:hAnsi="Calibri" w:eastAsia="Calibri"/>
-          <w:b w:val="0"/>
-          <w:i w:val="0"/>
-          <w:sz w:val="22"/>
-        </w:rPr>
-        <w:t>İnsanlar yazı yaranmazdan xeyli əvvəl saymağı bacarırdılar; yazılı riyaziyyat isə ilk şəhərlərlə birlikdə meydana çıxdı. Sıfırın yalnız boşluğu bildirən işarə deyil, müstəqil ədəd kimi işlədilməsi eramızın I minilliyinə aid Hind mətnlərində, daha sonra isə İslam riyaziyyat ənənəsində aydın görünür. Bu rəqəmlər orta əsrlərdə Avropaya çatdı və mürəkkəb hesablamalarda Roma rəqəmlərini tədricən əvəz etdi. Astronomiya, ticarət, miras bölgüsü və böyük ədədləri yığcam şəkildə yazmaq ehtiyacı bu inkişafı sürətləndirdi.</w:t>
+        <w:t>Saymağın tarixi yazıdan əvvələ gedib çıxır. Yazılı riyaziyyat ilk şəhərlərlə birlikdə meydana çıxdı. Sıfırın sadəcə boşluq deyil, ədəd kimi işlədilməsi eramızın I minilliyinə aid hind mətnlərində, sonra isə İslam riyaziyyat ənənəsində daha aydın görünür. Bu rəqəmlər orta əsrlərdə Avropaya çatdı və mürəkkəb hesablamalarda tədricən Roma rəqəmlərini əvəz etdi. Astronomiya, ticarət, miras bölgüsü və böyük ədədləri yığcam yazmaq ehtiyacı bu inkişafı sürətləndirirdi.</w:t>
       </w:r>
     </w:p>
     <w:p>
       <w:pPr>
-        <w:keepNext/>
-        <w:spacing w:before="240" w:after="120"/>
+        <w:pStyle w:val="Heading1"/>
+        <w:widowControl/>
       </w:pPr>
       <w:r>
-        <w:rPr>
-          <w:rFonts w:ascii="Calibri" w:hAnsi="Calibri" w:eastAsia="Calibri"/>
-          <w:b/>
-          <w:i w:val="0"/>
-          <w:color w:val="004E8C"/>
-          <w:sz w:val="28"/>
-        </w:rPr>
-        <w:t>Elmi baxımdan əhəmiyyəti</w:t>
+        <w:t>Elm üçün əhəmiyyəti</w:t>
       </w:r>
     </w:p>
     <w:p>
       <w:pPr>
-        <w:spacing w:after="160" w:line="276" w:lineRule="auto"/>
+        <w:widowControl/>
       </w:pPr>
       <w:r>
-        <w:rPr>
-          <w:rFonts w:ascii="Calibri" w:hAnsi="Calibri" w:eastAsia="Calibri"/>
-          <w:b w:val="0"/>
-          <w:i w:val="0"/>
-          <w:sz w:val="22"/>
-        </w:rPr>
-        <w:t>Sıfır və mövqeli say sistemi hesab əməliyyatlarını xeyli asanlaşdırır. Onlar mənfi ədədlərin, cəbrin, sonralar isə riyazi analizin və kompüter texnologiyalarının inkişafına yol açdı. Kompüterdə sönülü vəziyyətdə olan bit 0-la ifadə olunur. Başlanğıc nöqtəsi olan koordinat sistemləri də sıfırın müəyyən mövqeni bildirməsi ideyasına əsaslanır. Nəzəri baxımdan müasir elm sıfır anlayışı olmadan da yarana bilərdi, lakin hesablamalar qat-qat çətin və ləng olardı.</w:t>
+        <w:t>Sıfır və mövqeli yazılış hesab əməllərini asanlaşdırır. Onlar mənfi ədədlərə, cəbrə, sonralar riyazi analizə və kompüter hesablamalarına da yol açır. Kompüterdə bitin sönülü vəziyyəti sıfırla ifadə olunan hallardan biridir. Koordinat başlanğıcı da sıfır mövqeyi anlayışına əsaslanır. Aydın sıfır anlayışı olmadan müasir elm nəzəri olaraq mümkün olsa da, hesablamalar daha çətin və ləng olardı.</w:t>
       </w:r>
     </w:p>
     <w:p>
       <w:pPr>
-        <w:keepNext/>
-        <w:spacing w:before="240" w:after="120"/>
+        <w:pStyle w:val="Heading1"/>
+        <w:widowControl/>
       </w:pPr>
       <w:r>
-        <w:rPr>
-          <w:rFonts w:ascii="Calibri" w:hAnsi="Calibri" w:eastAsia="Calibri"/>
-          <w:b/>
-          <w:i w:val="0"/>
-          <w:color w:val="004E8C"/>
-          <w:sz w:val="28"/>
-        </w:rPr>
-        <w:t>Sonrakı inkişaflara necə təsir göstərib</w:t>
+        <w:t>Sonrakı inkişafa təsiri</w:t>
       </w:r>
     </w:p>
     <w:p>
       <w:pPr>
-        <w:spacing w:after="160" w:line="276" w:lineRule="auto"/>
+        <w:widowControl/>
       </w:pPr>
       <w:r>
-        <w:rPr>
-          <w:rFonts w:ascii="Calibri" w:hAnsi="Calibri" w:eastAsia="Calibri"/>
-          <w:b w:val="0"/>
-          <w:i w:val="0"/>
-          <w:sz w:val="22"/>
-        </w:rPr>
-        <w:t>Hind-ərəb rəqəmləri və cəbri üsullar bazarlar, məktəblər və Avropa universitetləri vasitəsilə yayıldı. Onlar naviqasiyanın, mühəndisliyin, sığorta işinin və fizikanın inkişafına güclü təsir göstərdi. Çoxluqlar nəzəriyyəsi və informatika daha sonra “boş çoxluq” və “NULL dəyəri” kimi anlayışları dəqiq alətlərə çevirdi. Hər bir elektron cədvəl və GPS vasitəsilə hesablanan hər mövqe bu gün də mövqeli say sistemindən istifadə edir. Sıfırın tarixi yoxluğu faydalı riyazi anlayışa çevirməyin tarixidir.</w:t>
+        <w:t>Hind-ərəb rəqəmləri və cəbri üsullar bazarlar, məktəblər və Avropa universitetləri vasitəsilə yayıldı. Naviqasiyaya, mühəndisliyə, sığortaya və fizikaya təsir göstərdi. Sonralar çoxluqlar nəzəriyyəsi və informatika boşluq və null anlayışlarına dəqiq məna verdi. Elektron cədvəllərdən qlobal mövqetəyinetmə sistemi olan GPS vasitəsilə yerin müəyyənləşdirilməsinədək bir çox iş mövqeli say sistemindən istifadə edir. Sıfırın tarixi yoxluğu faydalı bir anlayışa çevirməyin tarixidir.</w:t>
       </w:r>
     </w:p>
     <w:p>
       <w:pPr>
-        <w:keepNext/>
-        <w:spacing w:before="240" w:after="120"/>
+        <w:pStyle w:val="Heading1"/>
+        <w:widowControl/>
       </w:pPr>
       <w:r>
-        <w:rPr>
-          <w:rFonts w:ascii="Calibri" w:hAnsi="Calibri" w:eastAsia="Calibri"/>
-          <w:b/>
-          <w:i w:val="0"/>
-          <w:color w:val="004E8C"/>
-          <w:sz w:val="28"/>
-        </w:rPr>
         <w:t>İnsan həyatını necə dəyişib</w:t>
       </w:r>
     </w:p>
     <w:p>
       <w:pPr>
-        <w:spacing w:after="160" w:line="276" w:lineRule="auto"/>
+        <w:widowControl/>
       </w:pPr>
       <w:r>
-        <w:rPr>
-          <w:rFonts w:ascii="Calibri" w:hAnsi="Calibri" w:eastAsia="Calibri"/>
-          <w:b w:val="0"/>
-          <w:i w:val="0"/>
-          <w:sz w:val="22"/>
-        </w:rPr>
-        <w:t>Daha asan və aydın hesablamalar sayəsində qiymətləri və vergiləri hesablamaq, xəritə və saatlardan istifadə etmək sadələşdi. Bu yenilik insanların təhsil almaq imkanlarını da genişləndirdi. 10 və 100 yazmağı öyrənən uşaq artıq son dərəcə dərin bir ideyadan istifadə edir. Ədədləri böyük miqyasda işlətmək mümkün olduqca cəmiyyət kəmiyyətlərlə daha çox düşünməyə başladı; bunun həm faydaları, həm də mənfi nəticələri oldu. Sıfır heç nəyi bildirir, lakin insanın yaratdığı ən güclü anlayışlardan biridir.</w:t>
+        <w:t>Daha ucuz və aydın hesablamalar qiymətləri, vergiləri, xəritələri və saatları idarə etməyi asanlaşdırdı. Öyrənmək imkanları da genişləndi. 10 və 100 yazmağı öyrənən uşaq artıq dərin bir riyazi fikirdən istifadə edir. Böyük kəmiyyətləri ifadə etmək asanlaşdıqca cəmiyyətin həyatında rəqəmlərin rolu artdı; bunun həm faydaları, həm də mənfi tərəfləri oldu. Sıfır heç nəyi göstərsə də, insan düşüncəsinin ən güclü vasitələrindən biridir.</w:t>
       </w:r>
     </w:p>
     <w:p>
       <w:pPr>
-        <w:keepNext/>
-        <w:spacing w:before="240" w:after="120"/>
+        <w:pStyle w:val="Heading1"/>
+        <w:widowControl/>
       </w:pPr>
       <w:r>
-        <w:rPr>
-          <w:rFonts w:ascii="Calibri" w:hAnsi="Calibri" w:eastAsia="Calibri"/>
-          <w:b/>
-          <w:i w:val="0"/>
-          <w:color w:val="004E8C"/>
-          <w:sz w:val="28"/>
-        </w:rPr>
         <w:t>Mənbələr və istinadlar</w:t>
       </w:r>
     </w:p>
     <w:p>
       <w:pPr>
-        <w:keepNext/>
-        <w:spacing w:before="240" w:after="120"/>
+        <w:pStyle w:val="Heading2"/>
+        <w:widowControl/>
       </w:pPr>
       <w:r>
         <w:rPr>
-          <w:rFonts w:ascii="Calibri" w:hAnsi="Calibri" w:eastAsia="Calibri"/>
-          <w:b/>
-          <w:i w:val="0"/>
-          <w:color w:val="004E8C"/>
-          <w:sz w:val="24"/>
+          <w:sz w:val="20"/>
         </w:rPr>
-        <w:t>C. Təşkilatların materialları və ensiklopedik mənbələr</w:t>
+        <w:t>C Qurumların materialları və ensiklopedik mənbələr</w:t>
       </w:r>
     </w:p>
     <w:p>
       <w:pPr>
-        <w:spacing w:after="80"/>
-        <w:ind w:left="360"/>
+        <w:widowControl/>
       </w:pPr>
       <w:r>
         <w:rPr>
-          <w:rFonts w:ascii="Calibri" w:hAnsi="Calibri" w:eastAsia="Calibri"/>
-          <w:b w:val="0"/>
-          <w:i w:val="0"/>
-          <w:sz w:val="22"/>
+          <w:sz w:val="20"/>
         </w:rPr>
-        <w:t>1. Encyclopaedia Britannica. “Zero” (“Sıfır”).</w:t>
-      </w:r>
-      <w:r>
-        <w:rPr>
-          <w:rFonts w:ascii="Calibri" w:hAnsi="Calibri" w:eastAsia="Calibri"/>
-          <w:b w:val="0"/>
-          <w:i w:val="0"/>
-          <w:sz w:val="22"/>
-        </w:rPr>
-        <w:t xml:space="preserve"> </w:t>
+        <w:t xml:space="preserve">1. Encyclopaedia Britannica. 'Zero.' </w:t>
       </w:r>
       <w:hyperlink r:id="rId9">
         <w:r>
           <w:rPr>
-            <w:rFonts w:ascii="Calibri" w:hAnsi="Calibri" w:eastAsia="Calibri"/>
-            <w:b w:val="0"/>
-            <w:i w:val="0"/>
-            <w:sz w:val="22"/>
-            <w:color w:val="0563C1"/>
-            <w:u w:val="single"/>
+            <w:sz w:val="20"/>
           </w:rPr>
           <w:t>https://www.britannica.com/science/zero-mathematics</w:t>
         </w:r>
       </w:hyperlink>
+      <w:r>
+        <w:rPr>
+          <w:sz w:val="20"/>
+        </w:rPr>
+      </w:r>
     </w:p>
     <w:p>
       <w:pPr>
-        <w:spacing w:after="80"/>
-        <w:ind w:left="360"/>
+        <w:widowControl/>
       </w:pPr>
       <w:r>
         <w:rPr>
-          <w:rFonts w:ascii="Calibri" w:hAnsi="Calibri" w:eastAsia="Calibri"/>
-          <w:b w:val="0"/>
-          <w:i w:val="0"/>
-          <w:sz w:val="22"/>
+          <w:sz w:val="20"/>
         </w:rPr>
-        <w:t>2. MacTutor History of Mathematics Archive, St Andrews Universiteti. Brahmaqupta.</w:t>
-      </w:r>
-      <w:r>
-        <w:rPr>
-          <w:rFonts w:ascii="Calibri" w:hAnsi="Calibri" w:eastAsia="Calibri"/>
-          <w:b w:val="0"/>
-          <w:i w:val="0"/>
-          <w:sz w:val="22"/>
-        </w:rPr>
-        <w:t xml:space="preserve"> </w:t>
+        <w:t xml:space="preserve">2. MacTutor History of Mathematics Archive, University of St Andrews. Brahmagupta. </w:t>
       </w:r>
       <w:hyperlink r:id="rId10">
         <w:r>
           <w:rPr>
-            <w:rFonts w:ascii="Calibri" w:hAnsi="Calibri" w:eastAsia="Calibri"/>
-            <w:b w:val="0"/>
-            <w:i w:val="0"/>
-            <w:sz w:val="22"/>
-            <w:color w:val="0563C1"/>
-            <w:u w:val="single"/>
+            <w:sz w:val="20"/>
           </w:rPr>
           <w:t>https://mathshistory.st-andrews.ac.uk/Biographies/Brahmagupta/</w:t>
         </w:r>
       </w:hyperlink>
-    </w:p>
-    <w:p>
-      <w:pPr>
-        <w:keepNext/>
-        <w:spacing w:before="240" w:after="120"/>
-      </w:pPr>
       <w:r>
         <w:rPr>
-          <w:rFonts w:ascii="Calibri" w:hAnsi="Calibri" w:eastAsia="Calibri"/>
-          <w:b/>
-          <w:i w:val="0"/>
-          <w:color w:val="004E8C"/>
-          <w:sz w:val="24"/>
+          <w:sz w:val="20"/>
         </w:rPr>
-        <w:t>F. Onlayn mühazirələr və maarifləndirici silsilələr</w:t>
       </w:r>
     </w:p>
     <w:p>
       <w:pPr>
-        <w:spacing w:after="80"/>
-        <w:ind w:left="360"/>
+        <w:pStyle w:val="Heading2"/>
+        <w:widowControl/>
       </w:pPr>
       <w:r>
         <w:rPr>
-          <w:rFonts w:ascii="Calibri" w:hAnsi="Calibri" w:eastAsia="Calibri"/>
-          <w:b w:val="0"/>
-          <w:i w:val="0"/>
-          <w:sz w:val="22"/>
+          <w:sz w:val="20"/>
         </w:rPr>
-        <w:t>1. BBC Radio 4. “A Brief History of Mathematics” (“Riyaziyyatın qısa tarixi”), Markus dü Sotoa.</w:t>
+        <w:t>F Onlayn mühazirələr və tədris silsilələri</w:t>
       </w:r>
+    </w:p>
+    <w:p>
+      <w:pPr>
+        <w:widowControl/>
+      </w:pPr>
       <w:r>
         <w:rPr>
-          <w:rFonts w:ascii="Calibri" w:hAnsi="Calibri" w:eastAsia="Calibri"/>
-          <w:b w:val="0"/>
-          <w:i w:val="0"/>
-          <w:sz w:val="22"/>
+          <w:sz w:val="20"/>
         </w:rPr>
-        <w:t xml:space="preserve"> </w:t>
+        <w:t xml:space="preserve">1. BBC Radio 4. 'A Brief History of Mathematics' (Marcus du Sautoy). </w:t>
       </w:r>
       <w:hyperlink r:id="rId11">
         <w:r>
           <w:rPr>
-            <w:rFonts w:ascii="Calibri" w:hAnsi="Calibri" w:eastAsia="Calibri"/>
-            <w:b w:val="0"/>
-            <w:i w:val="0"/>
-            <w:sz w:val="22"/>
-            <w:color w:val="0563C1"/>
-            <w:u w:val="single"/>
+            <w:sz w:val="20"/>
           </w:rPr>
           <w:t>https://www.bbc.co.uk/programmes/b00dxjls</w:t>
         </w:r>
       </w:hyperlink>
+      <w:r>
+        <w:rPr>
+          <w:sz w:val="20"/>
+        </w:rPr>
+      </w:r>
     </w:p>
     <w:sectPr>
-      <w:pgSz w:w="12240" w:h="15840"/>
-      <w:pgMar w:top="1296" w:right="1440" w:bottom="1296" w:left="1440" w:header="720" w:footer="720" w:gutter="0"/>
+      <w:footerReference w:type="default" r:id="rId12"/>
+      <w:pgSz w:w="11906" w:h="16838"/>
+      <w:pgMar w:top="1020" w:right="1134" w:bottom="1020" w:left="1134" w:header="720" w:footer="720" w:gutter="0"/>
       <w:cols w:space="720"/>
       <w:docGrid w:linePitch="360"/>
     </w:sectPr>
   </w:body>
 </w:document>
+</file>
+
+<file path=word/footer1.xml><?xml version="1.0" encoding="utf-8"?>
+<w:ftr xmlns:m="http://schemas.openxmlformats.org/officeDocument/2006/math" xmlns:mc="http://schemas.openxmlformats.org/markup-compatibility/2006" xmlns:mo="http://schemas.microsoft.com/office/mac/office/2008/main" xmlns:mv="urn:schemas-microsoft-com:mac:vml" xmlns:o="urn:schemas-microsoft-com:office:office" xmlns:r="http://schemas.openxmlformats.org/officeDocument/2006/relationships" xmlns:v="urn:schemas-microsoft-com:vml" xmlns:w10="urn:schemas-microsoft-com:office:word" xmlns:w14="http://schemas.microsoft.com/office/word/2010/wordml" xmlns:w="http://schemas.openxmlformats.org/wordprocessingml/2006/main" xmlns:wne="http://schemas.microsoft.com/office/word/2006/wordml" xmlns:wp14="http://schemas.microsoft.com/office/word/2010/wordprocessingDrawing" xmlns:wp="http://schemas.openxmlformats.org/drawingml/2006/wordprocessingDrawing" xmlns:wpc="http://schemas.microsoft.com/office/word/2010/wordprocessingCanvas" xmlns:wpg="http://schemas.microsoft.com/office/word/2010/wordprocessingGroup" xmlns:wpi="http://schemas.microsoft.com/office/word/2010/wordprocessingInk" xmlns:wps="http://schemas.microsoft.com/office/word/2010/wordprocessingShape" mc:Ignorable="w14 wp14">
+  <w:p>
+    <w:pPr>
+      <w:pStyle w:val="Footer"/>
+      <w:jc w:val="right"/>
+    </w:pPr>
+    <w:fldSimple w:instr="PAGE"/>
+  </w:p>
+</w:ftr>
 </file>
 
 <file path=word/numbering.xml><?xml version="1.0" encoding="utf-8"?>
@@ -704,7 +535,7 @@
   <w:docDefaults>
     <w:rPrDefault>
       <w:rPr>
-        <w:rFonts w:asciiTheme="minorHAnsi" w:eastAsiaTheme="minorEastAsia" w:hAnsiTheme="minorHAnsi" w:cstheme="minorBidi"/>
+        <w:rFonts/>
         <w:sz w:val="22"/>
         <w:szCs w:val="22"/>
         <w:lang w:val="en-US" w:eastAsia="en-US" w:bidi="ar-SA"/>
@@ -859,6 +690,15 @@
     <w:name w:val="Normal"/>
     <w:qFormat/>
     <w:rsid w:val="00FC693F"/>
+    <w:pPr>
+      <w:spacing w:after="120" w:line="259" w:lineRule="auto"/>
+    </w:pPr>
+    <w:rPr>
+      <w:rFonts w:ascii="Times New Roman" w:hAnsi="Times New Roman"/>
+      <w:color w:val="000000"/>
+      <w:sz w:val="24"/>
+      <w:lang w:val="az-Latn-AZ"/>
+    </w:rPr>
   </w:style>
   <w:style w:type="paragraph" w:styleId="Header">
     <w:name w:val="header"/>
@@ -915,16 +755,17 @@
     <w:pPr>
       <w:keepNext/>
       <w:keepLines/>
-      <w:spacing w:before="480" w:after="0"/>
+      <w:spacing w:before="480" w:after="120" w:line="259" w:lineRule="auto"/>
       <w:outlineLvl w:val="0"/>
     </w:pPr>
     <w:rPr>
-      <w:rFonts w:asciiTheme="majorHAnsi" w:eastAsiaTheme="majorEastAsia" w:hAnsiTheme="majorHAnsi" w:cstheme="majorBidi"/>
+      <w:rFonts w:ascii="Times New Roman" w:hAnsi="Times New Roman"/>
       <w:b/>
       <w:bCs/>
-      <w:color w:val="365F91" w:themeColor="accent1" w:themeShade="BF"/>
-      <w:sz w:val="28"/>
+      <w:color w:val="000000"/>
+      <w:sz w:val="26"/>
       <w:szCs w:val="28"/>
+      <w:lang w:val="az-Latn-AZ"/>
     </w:rPr>
   </w:style>
   <w:style w:type="paragraph" w:styleId="Heading2">
@@ -939,16 +780,17 @@
     <w:pPr>
       <w:keepNext/>
       <w:keepLines/>
-      <w:spacing w:before="200" w:after="0"/>
+      <w:spacing w:before="200" w:after="120" w:line="259" w:lineRule="auto"/>
       <w:outlineLvl w:val="1"/>
     </w:pPr>
     <w:rPr>
-      <w:rFonts w:asciiTheme="majorHAnsi" w:eastAsiaTheme="majorEastAsia" w:hAnsiTheme="majorHAnsi" w:cstheme="majorBidi"/>
+      <w:rFonts w:ascii="Times New Roman" w:hAnsi="Times New Roman"/>
       <w:b/>
       <w:bCs/>
-      <w:color w:val="4F81BD" w:themeColor="accent1"/>
+      <w:color w:val="000000"/>
       <w:sz w:val="26"/>
       <w:szCs w:val="26"/>
+      <w:lang w:val="az-Latn-AZ"/>
     </w:rPr>
   </w:style>
   <w:style w:type="paragraph" w:styleId="Heading3">
@@ -967,7 +809,7 @@
       <w:outlineLvl w:val="2"/>
     </w:pPr>
     <w:rPr>
-      <w:rFonts w:asciiTheme="majorHAnsi" w:eastAsiaTheme="majorEastAsia" w:hAnsiTheme="majorHAnsi" w:cstheme="majorBidi"/>
+      <w:rFonts/>
       <w:b/>
       <w:bCs/>
       <w:color w:val="4F81BD" w:themeColor="accent1"/>
@@ -990,7 +832,7 @@
       <w:outlineLvl w:val="3"/>
     </w:pPr>
     <w:rPr>
-      <w:rFonts w:asciiTheme="majorHAnsi" w:eastAsiaTheme="majorEastAsia" w:hAnsiTheme="majorHAnsi" w:cstheme="majorBidi"/>
+      <w:rFonts/>
       <w:b/>
       <w:bCs/>
       <w:i/>
@@ -1015,7 +857,7 @@
       <w:outlineLvl w:val="4"/>
     </w:pPr>
     <w:rPr>
-      <w:rFonts w:asciiTheme="majorHAnsi" w:eastAsiaTheme="majorEastAsia" w:hAnsiTheme="majorHAnsi" w:cstheme="majorBidi"/>
+      <w:rFonts/>
       <w:color w:val="243F60" w:themeColor="accent1" w:themeShade="7F"/>
     </w:rPr>
   </w:style>
@@ -1036,7 +878,7 @@
       <w:outlineLvl w:val="5"/>
     </w:pPr>
     <w:rPr>
-      <w:rFonts w:asciiTheme="majorHAnsi" w:eastAsiaTheme="majorEastAsia" w:hAnsiTheme="majorHAnsi" w:cstheme="majorBidi"/>
+      <w:rFonts/>
       <w:i/>
       <w:iCs/>
       <w:color w:val="243F60" w:themeColor="accent1" w:themeShade="7F"/>
@@ -1059,7 +901,7 @@
       <w:outlineLvl w:val="6"/>
     </w:pPr>
     <w:rPr>
-      <w:rFonts w:asciiTheme="majorHAnsi" w:eastAsiaTheme="majorEastAsia" w:hAnsiTheme="majorHAnsi" w:cstheme="majorBidi"/>
+      <w:rFonts/>
       <w:i/>
       <w:iCs/>
       <w:color w:val="404040" w:themeColor="text1" w:themeTint="BF"/>
@@ -1082,7 +924,7 @@
       <w:outlineLvl w:val="7"/>
     </w:pPr>
     <w:rPr>
-      <w:rFonts w:asciiTheme="majorHAnsi" w:eastAsiaTheme="majorEastAsia" w:hAnsiTheme="majorHAnsi" w:cstheme="majorBidi"/>
+      <w:rFonts/>
       <w:color w:val="4F81BD" w:themeColor="accent1"/>
       <w:sz w:val="20"/>
       <w:szCs w:val="20"/>
@@ -1105,7 +947,7 @@
       <w:outlineLvl w:val="8"/>
     </w:pPr>
     <w:rPr>
-      <w:rFonts w:asciiTheme="majorHAnsi" w:eastAsiaTheme="majorEastAsia" w:hAnsiTheme="majorHAnsi" w:cstheme="majorBidi"/>
+      <w:rFonts/>
       <w:i/>
       <w:iCs/>
       <w:color w:val="404040" w:themeColor="text1" w:themeTint="BF"/>
@@ -1156,7 +998,7 @@
     <w:uiPriority w:val="9"/>
     <w:rsid w:val="00FC693F"/>
     <w:rPr>
-      <w:rFonts w:asciiTheme="majorHAnsi" w:eastAsiaTheme="majorEastAsia" w:hAnsiTheme="majorHAnsi" w:cstheme="majorBidi"/>
+      <w:rFonts/>
       <w:b/>
       <w:bCs/>
       <w:color w:val="365F91" w:themeColor="accent1" w:themeShade="BF"/>
@@ -1171,7 +1013,7 @@
     <w:uiPriority w:val="9"/>
     <w:rsid w:val="00FC693F"/>
     <w:rPr>
-      <w:rFonts w:asciiTheme="majorHAnsi" w:eastAsiaTheme="majorEastAsia" w:hAnsiTheme="majorHAnsi" w:cstheme="majorBidi"/>
+      <w:rFonts/>
       <w:b/>
       <w:bCs/>
       <w:color w:val="4F81BD" w:themeColor="accent1"/>
@@ -1186,7 +1028,7 @@
     <w:uiPriority w:val="9"/>
     <w:rsid w:val="00FC693F"/>
     <w:rPr>
-      <w:rFonts w:asciiTheme="majorHAnsi" w:eastAsiaTheme="majorEastAsia" w:hAnsiTheme="majorHAnsi" w:cstheme="majorBidi"/>
+      <w:rFonts/>
       <w:b/>
       <w:bCs/>
       <w:color w:val="4F81BD" w:themeColor="accent1"/>
@@ -1201,19 +1043,17 @@
     <w:qFormat/>
     <w:rsid w:val="00FC693F"/>
     <w:pPr>
-      <w:pBdr>
-        <w:bottom w:val="single" w:sz="8" w:space="4" w:color="4F81BD" w:themeColor="accent1"/>
-      </w:pBdr>
-      <w:spacing w:after="300" w:line="240" w:lineRule="auto"/>
+      <w:spacing w:after="120" w:line="259" w:lineRule="auto"/>
       <w:contextualSpacing/>
     </w:pPr>
     <w:rPr>
-      <w:rFonts w:asciiTheme="majorHAnsi" w:eastAsiaTheme="majorEastAsia" w:hAnsiTheme="majorHAnsi" w:cstheme="majorBidi"/>
-      <w:color w:val="17365D" w:themeColor="text2" w:themeShade="BF"/>
+      <w:rFonts w:ascii="Times New Roman" w:hAnsi="Times New Roman"/>
+      <w:color w:val="000000"/>
       <w:spacing w:val="5"/>
       <w:kern w:val="28"/>
-      <w:sz w:val="52"/>
+      <w:sz w:val="40"/>
       <w:szCs w:val="52"/>
+      <w:lang w:val="az-Latn-AZ"/>
     </w:rPr>
   </w:style>
   <w:style w:type="character" w:customStyle="1" w:styleId="TitleChar">
@@ -1223,7 +1063,7 @@
     <w:uiPriority w:val="10"/>
     <w:rsid w:val="00FC693F"/>
     <w:rPr>
-      <w:rFonts w:asciiTheme="majorHAnsi" w:eastAsiaTheme="majorEastAsia" w:hAnsiTheme="majorHAnsi" w:cstheme="majorBidi"/>
+      <w:rFonts/>
       <w:color w:val="17365D" w:themeColor="text2" w:themeShade="BF"/>
       <w:spacing w:val="5"/>
       <w:kern w:val="28"/>
@@ -1245,7 +1085,7 @@
       </w:numPr>
     </w:pPr>
     <w:rPr>
-      <w:rFonts w:asciiTheme="majorHAnsi" w:eastAsiaTheme="majorEastAsia" w:hAnsiTheme="majorHAnsi" w:cstheme="majorBidi"/>
+      <w:rFonts/>
       <w:i/>
       <w:iCs/>
       <w:color w:val="4F81BD" w:themeColor="accent1"/>
@@ -1261,7 +1101,7 @@
     <w:uiPriority w:val="11"/>
     <w:rsid w:val="00FC693F"/>
     <w:rPr>
-      <w:rFonts w:asciiTheme="majorHAnsi" w:eastAsiaTheme="majorEastAsia" w:hAnsiTheme="majorHAnsi" w:cstheme="majorBidi"/>
+      <w:rFonts/>
       <w:i/>
       <w:iCs/>
       <w:color w:val="4F81BD" w:themeColor="accent1"/>
@@ -1386,8 +1226,15 @@
       <w:numPr>
         <w:numId w:val="1"/>
       </w:numPr>
+      <w:spacing w:after="120" w:line="259" w:lineRule="auto"/>
       <w:contextualSpacing/>
     </w:pPr>
+    <w:rPr>
+      <w:rFonts w:ascii="Times New Roman" w:hAnsi="Times New Roman"/>
+      <w:color w:val="000000"/>
+      <w:sz w:val="24"/>
+      <w:lang w:val="az-Latn-AZ"/>
+    </w:rPr>
   </w:style>
   <w:style w:type="paragraph" w:styleId="ListBullet2">
     <w:name w:val="List Bullet 2"/>
@@ -1559,7 +1406,7 @@
     <w:semiHidden/>
     <w:rsid w:val="00FC693F"/>
     <w:rPr>
-      <w:rFonts w:asciiTheme="majorHAnsi" w:eastAsiaTheme="majorEastAsia" w:hAnsiTheme="majorHAnsi" w:cstheme="majorBidi"/>
+      <w:rFonts/>
       <w:b/>
       <w:bCs/>
       <w:i/>
@@ -1575,7 +1422,7 @@
     <w:semiHidden/>
     <w:rsid w:val="00FC693F"/>
     <w:rPr>
-      <w:rFonts w:asciiTheme="majorHAnsi" w:eastAsiaTheme="majorEastAsia" w:hAnsiTheme="majorHAnsi" w:cstheme="majorBidi"/>
+      <w:rFonts/>
       <w:color w:val="243F60" w:themeColor="accent1" w:themeShade="7F"/>
     </w:rPr>
   </w:style>
@@ -1587,7 +1434,7 @@
     <w:semiHidden/>
     <w:rsid w:val="00FC693F"/>
     <w:rPr>
-      <w:rFonts w:asciiTheme="majorHAnsi" w:eastAsiaTheme="majorEastAsia" w:hAnsiTheme="majorHAnsi" w:cstheme="majorBidi"/>
+      <w:rFonts/>
       <w:i/>
       <w:iCs/>
       <w:color w:val="243F60" w:themeColor="accent1" w:themeShade="7F"/>
@@ -1601,7 +1448,7 @@
     <w:semiHidden/>
     <w:rsid w:val="00FC693F"/>
     <w:rPr>
-      <w:rFonts w:asciiTheme="majorHAnsi" w:eastAsiaTheme="majorEastAsia" w:hAnsiTheme="majorHAnsi" w:cstheme="majorBidi"/>
+      <w:rFonts/>
       <w:i/>
       <w:iCs/>
       <w:color w:val="404040" w:themeColor="text1" w:themeTint="BF"/>
@@ -1615,7 +1462,7 @@
     <w:semiHidden/>
     <w:rsid w:val="00FC693F"/>
     <w:rPr>
-      <w:rFonts w:asciiTheme="majorHAnsi" w:eastAsiaTheme="majorEastAsia" w:hAnsiTheme="majorHAnsi" w:cstheme="majorBidi"/>
+      <w:rFonts/>
       <w:color w:val="4F81BD" w:themeColor="accent1"/>
       <w:sz w:val="20"/>
       <w:szCs w:val="20"/>
@@ -1629,7 +1476,7 @@
     <w:semiHidden/>
     <w:rsid w:val="00FC693F"/>
     <w:rPr>
-      <w:rFonts w:asciiTheme="majorHAnsi" w:eastAsiaTheme="majorEastAsia" w:hAnsiTheme="majorHAnsi" w:cstheme="majorBidi"/>
+      <w:rFonts/>
       <w:i/>
       <w:iCs/>
       <w:color w:val="404040" w:themeColor="text1" w:themeTint="BF"/>
@@ -1688,9 +1535,6 @@
     <w:qFormat/>
     <w:rsid w:val="00FC693F"/>
     <w:pPr>
-      <w:pBdr>
-        <w:bottom w:val="single" w:sz="4" w:space="4" w:color="4F81BD" w:themeColor="accent1"/>
-      </w:pBdr>
       <w:spacing w:before="200" w:after="280"/>
       <w:ind w:left="936" w:right="936"/>
     </w:pPr>
@@ -3218,7 +3062,7 @@
         <w:spacing w:before="0" w:after="0" w:line="240" w:lineRule="auto"/>
       </w:pPr>
       <w:rPr>
-        <w:rFonts w:asciiTheme="majorHAnsi" w:eastAsiaTheme="majorEastAsia" w:hAnsiTheme="majorHAnsi" w:cstheme="majorBidi"/>
+        <w:rFonts/>
         <w:b/>
         <w:bCs/>
       </w:rPr>
@@ -3239,7 +3083,7 @@
         <w:spacing w:before="0" w:after="0" w:line="240" w:lineRule="auto"/>
       </w:pPr>
       <w:rPr>
-        <w:rFonts w:asciiTheme="majorHAnsi" w:eastAsiaTheme="majorEastAsia" w:hAnsiTheme="majorHAnsi" w:cstheme="majorBidi"/>
+        <w:rFonts/>
         <w:b/>
         <w:bCs/>
       </w:rPr>
@@ -3257,14 +3101,14 @@
     </w:tblStylePr>
     <w:tblStylePr w:type="firstCol">
       <w:rPr>
-        <w:rFonts w:asciiTheme="majorHAnsi" w:eastAsiaTheme="majorEastAsia" w:hAnsiTheme="majorHAnsi" w:cstheme="majorBidi"/>
+        <w:rFonts/>
         <w:b/>
         <w:bCs/>
       </w:rPr>
     </w:tblStylePr>
     <w:tblStylePr w:type="lastCol">
       <w:rPr>
-        <w:rFonts w:asciiTheme="majorHAnsi" w:eastAsiaTheme="majorEastAsia" w:hAnsiTheme="majorHAnsi" w:cstheme="majorBidi"/>
+        <w:rFonts/>
         <w:b/>
         <w:bCs/>
       </w:rPr>
@@ -3348,7 +3192,7 @@
         <w:spacing w:before="0" w:after="0" w:line="240" w:lineRule="auto"/>
       </w:pPr>
       <w:rPr>
-        <w:rFonts w:asciiTheme="majorHAnsi" w:eastAsiaTheme="majorEastAsia" w:hAnsiTheme="majorHAnsi" w:cstheme="majorBidi"/>
+        <w:rFonts/>
         <w:b/>
         <w:bCs/>
       </w:rPr>
@@ -3369,7 +3213,7 @@
         <w:spacing w:before="0" w:after="0" w:line="240" w:lineRule="auto"/>
       </w:pPr>
       <w:rPr>
-        <w:rFonts w:asciiTheme="majorHAnsi" w:eastAsiaTheme="majorEastAsia" w:hAnsiTheme="majorHAnsi" w:cstheme="majorBidi"/>
+        <w:rFonts/>
         <w:b/>
         <w:bCs/>
       </w:rPr>
@@ -3387,14 +3231,14 @@
     </w:tblStylePr>
     <w:tblStylePr w:type="firstCol">
       <w:rPr>
-        <w:rFonts w:asciiTheme="majorHAnsi" w:eastAsiaTheme="majorEastAsia" w:hAnsiTheme="majorHAnsi" w:cstheme="majorBidi"/>
+        <w:rFonts/>
         <w:b/>
         <w:bCs/>
       </w:rPr>
     </w:tblStylePr>
     <w:tblStylePr w:type="lastCol">
       <w:rPr>
-        <w:rFonts w:asciiTheme="majorHAnsi" w:eastAsiaTheme="majorEastAsia" w:hAnsiTheme="majorHAnsi" w:cstheme="majorBidi"/>
+        <w:rFonts/>
         <w:b/>
         <w:bCs/>
       </w:rPr>
@@ -3478,7 +3322,7 @@
         <w:spacing w:before="0" w:after="0" w:line="240" w:lineRule="auto"/>
       </w:pPr>
       <w:rPr>
-        <w:rFonts w:asciiTheme="majorHAnsi" w:eastAsiaTheme="majorEastAsia" w:hAnsiTheme="majorHAnsi" w:cstheme="majorBidi"/>
+        <w:rFonts/>
         <w:b/>
         <w:bCs/>
       </w:rPr>
@@ -3499,7 +3343,7 @@
         <w:spacing w:before="0" w:after="0" w:line="240" w:lineRule="auto"/>
       </w:pPr>
       <w:rPr>
-        <w:rFonts w:asciiTheme="majorHAnsi" w:eastAsiaTheme="majorEastAsia" w:hAnsiTheme="majorHAnsi" w:cstheme="majorBidi"/>
+        <w:rFonts/>
         <w:b/>
         <w:bCs/>
       </w:rPr>
@@ -3517,14 +3361,14 @@
     </w:tblStylePr>
     <w:tblStylePr w:type="firstCol">
       <w:rPr>
-        <w:rFonts w:asciiTheme="majorHAnsi" w:eastAsiaTheme="majorEastAsia" w:hAnsiTheme="majorHAnsi" w:cstheme="majorBidi"/>
+        <w:rFonts/>
         <w:b/>
         <w:bCs/>
       </w:rPr>
     </w:tblStylePr>
     <w:tblStylePr w:type="lastCol">
       <w:rPr>
-        <w:rFonts w:asciiTheme="majorHAnsi" w:eastAsiaTheme="majorEastAsia" w:hAnsiTheme="majorHAnsi" w:cstheme="majorBidi"/>
+        <w:rFonts/>
         <w:b/>
         <w:bCs/>
       </w:rPr>
@@ -3608,7 +3452,7 @@
         <w:spacing w:before="0" w:after="0" w:line="240" w:lineRule="auto"/>
       </w:pPr>
       <w:rPr>
-        <w:rFonts w:asciiTheme="majorHAnsi" w:eastAsiaTheme="majorEastAsia" w:hAnsiTheme="majorHAnsi" w:cstheme="majorBidi"/>
+        <w:rFonts/>
         <w:b/>
         <w:bCs/>
       </w:rPr>
@@ -3629,7 +3473,7 @@
         <w:spacing w:before="0" w:after="0" w:line="240" w:lineRule="auto"/>
       </w:pPr>
       <w:rPr>
-        <w:rFonts w:asciiTheme="majorHAnsi" w:eastAsiaTheme="majorEastAsia" w:hAnsiTheme="majorHAnsi" w:cstheme="majorBidi"/>
+        <w:rFonts/>
         <w:b/>
         <w:bCs/>
       </w:rPr>
@@ -3647,14 +3491,14 @@
     </w:tblStylePr>
     <w:tblStylePr w:type="firstCol">
       <w:rPr>
-        <w:rFonts w:asciiTheme="majorHAnsi" w:eastAsiaTheme="majorEastAsia" w:hAnsiTheme="majorHAnsi" w:cstheme="majorBidi"/>
+        <w:rFonts/>
         <w:b/>
         <w:bCs/>
       </w:rPr>
     </w:tblStylePr>
     <w:tblStylePr w:type="lastCol">
       <w:rPr>
-        <w:rFonts w:asciiTheme="majorHAnsi" w:eastAsiaTheme="majorEastAsia" w:hAnsiTheme="majorHAnsi" w:cstheme="majorBidi"/>
+        <w:rFonts/>
         <w:b/>
         <w:bCs/>
       </w:rPr>
@@ -3738,7 +3582,7 @@
         <w:spacing w:before="0" w:after="0" w:line="240" w:lineRule="auto"/>
       </w:pPr>
       <w:rPr>
-        <w:rFonts w:asciiTheme="majorHAnsi" w:eastAsiaTheme="majorEastAsia" w:hAnsiTheme="majorHAnsi" w:cstheme="majorBidi"/>
+        <w:rFonts/>
         <w:b/>
         <w:bCs/>
       </w:rPr>
@@ -3759,7 +3603,7 @@
         <w:spacing w:before="0" w:after="0" w:line="240" w:lineRule="auto"/>
       </w:pPr>
       <w:rPr>
-        <w:rFonts w:asciiTheme="majorHAnsi" w:eastAsiaTheme="majorEastAsia" w:hAnsiTheme="majorHAnsi" w:cstheme="majorBidi"/>
+        <w:rFonts/>
         <w:b/>
         <w:bCs/>
       </w:rPr>
@@ -3777,14 +3621,14 @@
     </w:tblStylePr>
     <w:tblStylePr w:type="firstCol">
       <w:rPr>
-        <w:rFonts w:asciiTheme="majorHAnsi" w:eastAsiaTheme="majorEastAsia" w:hAnsiTheme="majorHAnsi" w:cstheme="majorBidi"/>
+        <w:rFonts/>
         <w:b/>
         <w:bCs/>
       </w:rPr>
     </w:tblStylePr>
     <w:tblStylePr w:type="lastCol">
       <w:rPr>
-        <w:rFonts w:asciiTheme="majorHAnsi" w:eastAsiaTheme="majorEastAsia" w:hAnsiTheme="majorHAnsi" w:cstheme="majorBidi"/>
+        <w:rFonts/>
         <w:b/>
         <w:bCs/>
       </w:rPr>
@@ -3868,7 +3712,7 @@
         <w:spacing w:before="0" w:after="0" w:line="240" w:lineRule="auto"/>
       </w:pPr>
       <w:rPr>
-        <w:rFonts w:asciiTheme="majorHAnsi" w:eastAsiaTheme="majorEastAsia" w:hAnsiTheme="majorHAnsi" w:cstheme="majorBidi"/>
+        <w:rFonts/>
         <w:b/>
         <w:bCs/>
       </w:rPr>
@@ -3889,7 +3733,7 @@
         <w:spacing w:before="0" w:after="0" w:line="240" w:lineRule="auto"/>
       </w:pPr>
       <w:rPr>
-        <w:rFonts w:asciiTheme="majorHAnsi" w:eastAsiaTheme="majorEastAsia" w:hAnsiTheme="majorHAnsi" w:cstheme="majorBidi"/>
+        <w:rFonts/>
         <w:b/>
         <w:bCs/>
       </w:rPr>
@@ -3907,14 +3751,14 @@
     </w:tblStylePr>
     <w:tblStylePr w:type="firstCol">
       <w:rPr>
-        <w:rFonts w:asciiTheme="majorHAnsi" w:eastAsiaTheme="majorEastAsia" w:hAnsiTheme="majorHAnsi" w:cstheme="majorBidi"/>
+        <w:rFonts/>
         <w:b/>
         <w:bCs/>
       </w:rPr>
     </w:tblStylePr>
     <w:tblStylePr w:type="lastCol">
       <w:rPr>
-        <w:rFonts w:asciiTheme="majorHAnsi" w:eastAsiaTheme="majorEastAsia" w:hAnsiTheme="majorHAnsi" w:cstheme="majorBidi"/>
+        <w:rFonts/>
         <w:b/>
         <w:bCs/>
       </w:rPr>
@@ -3998,7 +3842,7 @@
         <w:spacing w:before="0" w:after="0" w:line="240" w:lineRule="auto"/>
       </w:pPr>
       <w:rPr>
-        <w:rFonts w:asciiTheme="majorHAnsi" w:eastAsiaTheme="majorEastAsia" w:hAnsiTheme="majorHAnsi" w:cstheme="majorBidi"/>
+        <w:rFonts/>
         <w:b/>
         <w:bCs/>
       </w:rPr>
@@ -4019,7 +3863,7 @@
         <w:spacing w:before="0" w:after="0" w:line="240" w:lineRule="auto"/>
       </w:pPr>
       <w:rPr>
-        <w:rFonts w:asciiTheme="majorHAnsi" w:eastAsiaTheme="majorEastAsia" w:hAnsiTheme="majorHAnsi" w:cstheme="majorBidi"/>
+        <w:rFonts/>
         <w:b/>
         <w:bCs/>
       </w:rPr>
@@ -4037,14 +3881,14 @@
     </w:tblStylePr>
     <w:tblStylePr w:type="firstCol">
       <w:rPr>
-        <w:rFonts w:asciiTheme="majorHAnsi" w:eastAsiaTheme="majorEastAsia" w:hAnsiTheme="majorHAnsi" w:cstheme="majorBidi"/>
+        <w:rFonts/>
         <w:b/>
         <w:bCs/>
       </w:rPr>
     </w:tblStylePr>
     <w:tblStylePr w:type="lastCol">
       <w:rPr>
-        <w:rFonts w:asciiTheme="majorHAnsi" w:eastAsiaTheme="majorEastAsia" w:hAnsiTheme="majorHAnsi" w:cstheme="majorBidi"/>
+        <w:rFonts/>
         <w:b/>
         <w:bCs/>
       </w:rPr>
@@ -5909,7 +5753,7 @@
     </w:tblPr>
     <w:tblStylePr w:type="firstRow">
       <w:rPr>
-        <w:rFonts w:asciiTheme="majorHAnsi" w:eastAsiaTheme="majorEastAsia" w:hAnsiTheme="majorHAnsi" w:cstheme="majorBidi"/>
+        <w:rFonts/>
       </w:rPr>
       <w:tblPr/>
       <w:tcPr>
@@ -5993,7 +5837,7 @@
     </w:tblPr>
     <w:tblStylePr w:type="firstRow">
       <w:rPr>
-        <w:rFonts w:asciiTheme="majorHAnsi" w:eastAsiaTheme="majorEastAsia" w:hAnsiTheme="majorHAnsi" w:cstheme="majorBidi"/>
+        <w:rFonts/>
       </w:rPr>
       <w:tblPr/>
       <w:tcPr>
@@ -6077,7 +5921,7 @@
     </w:tblPr>
     <w:tblStylePr w:type="firstRow">
       <w:rPr>
-        <w:rFonts w:asciiTheme="majorHAnsi" w:eastAsiaTheme="majorEastAsia" w:hAnsiTheme="majorHAnsi" w:cstheme="majorBidi"/>
+        <w:rFonts/>
       </w:rPr>
       <w:tblPr/>
       <w:tcPr>
@@ -6161,7 +6005,7 @@
     </w:tblPr>
     <w:tblStylePr w:type="firstRow">
       <w:rPr>
-        <w:rFonts w:asciiTheme="majorHAnsi" w:eastAsiaTheme="majorEastAsia" w:hAnsiTheme="majorHAnsi" w:cstheme="majorBidi"/>
+        <w:rFonts/>
       </w:rPr>
       <w:tblPr/>
       <w:tcPr>
@@ -6245,7 +6089,7 @@
     </w:tblPr>
     <w:tblStylePr w:type="firstRow">
       <w:rPr>
-        <w:rFonts w:asciiTheme="majorHAnsi" w:eastAsiaTheme="majorEastAsia" w:hAnsiTheme="majorHAnsi" w:cstheme="majorBidi"/>
+        <w:rFonts/>
       </w:rPr>
       <w:tblPr/>
       <w:tcPr>
@@ -6329,7 +6173,7 @@
     </w:tblPr>
     <w:tblStylePr w:type="firstRow">
       <w:rPr>
-        <w:rFonts w:asciiTheme="majorHAnsi" w:eastAsiaTheme="majorEastAsia" w:hAnsiTheme="majorHAnsi" w:cstheme="majorBidi"/>
+        <w:rFonts/>
       </w:rPr>
       <w:tblPr/>
       <w:tcPr>
@@ -6413,7 +6257,7 @@
     </w:tblPr>
     <w:tblStylePr w:type="firstRow">
       <w:rPr>
-        <w:rFonts w:asciiTheme="majorHAnsi" w:eastAsiaTheme="majorEastAsia" w:hAnsiTheme="majorHAnsi" w:cstheme="majorBidi"/>
+        <w:rFonts/>
       </w:rPr>
       <w:tblPr/>
       <w:tcPr>
@@ -6478,7 +6322,7 @@
       <w:spacing w:after="0" w:line="240" w:lineRule="auto"/>
     </w:pPr>
     <w:rPr>
-      <w:rFonts w:asciiTheme="majorHAnsi" w:eastAsiaTheme="majorEastAsia" w:hAnsiTheme="majorHAnsi" w:cstheme="majorBidi"/>
+      <w:rFonts/>
       <w:color w:val="000000" w:themeColor="text1"/>
     </w:rPr>
     <w:tblPr>
@@ -6606,7 +6450,7 @@
       <w:spacing w:after="0" w:line="240" w:lineRule="auto"/>
     </w:pPr>
     <w:rPr>
-      <w:rFonts w:asciiTheme="majorHAnsi" w:eastAsiaTheme="majorEastAsia" w:hAnsiTheme="majorHAnsi" w:cstheme="majorBidi"/>
+      <w:rFonts/>
       <w:color w:val="000000" w:themeColor="text1"/>
     </w:rPr>
     <w:tblPr>
@@ -6734,7 +6578,7 @@
       <w:spacing w:after="0" w:line="240" w:lineRule="auto"/>
     </w:pPr>
     <w:rPr>
-      <w:rFonts w:asciiTheme="majorHAnsi" w:eastAsiaTheme="majorEastAsia" w:hAnsiTheme="majorHAnsi" w:cstheme="majorBidi"/>
+      <w:rFonts/>
       <w:color w:val="000000" w:themeColor="text1"/>
     </w:rPr>
     <w:tblPr>
@@ -6862,7 +6706,7 @@
       <w:spacing w:after="0" w:line="240" w:lineRule="auto"/>
     </w:pPr>
     <w:rPr>
-      <w:rFonts w:asciiTheme="majorHAnsi" w:eastAsiaTheme="majorEastAsia" w:hAnsiTheme="majorHAnsi" w:cstheme="majorBidi"/>
+      <w:rFonts/>
       <w:color w:val="000000" w:themeColor="text1"/>
     </w:rPr>
     <w:tblPr>
@@ -6990,7 +6834,7 @@
       <w:spacing w:after="0" w:line="240" w:lineRule="auto"/>
     </w:pPr>
     <w:rPr>
-      <w:rFonts w:asciiTheme="majorHAnsi" w:eastAsiaTheme="majorEastAsia" w:hAnsiTheme="majorHAnsi" w:cstheme="majorBidi"/>
+      <w:rFonts/>
       <w:color w:val="000000" w:themeColor="text1"/>
     </w:rPr>
     <w:tblPr>
@@ -7118,7 +6962,7 @@
       <w:spacing w:after="0" w:line="240" w:lineRule="auto"/>
     </w:pPr>
     <w:rPr>
-      <w:rFonts w:asciiTheme="majorHAnsi" w:eastAsiaTheme="majorEastAsia" w:hAnsiTheme="majorHAnsi" w:cstheme="majorBidi"/>
+      <w:rFonts/>
       <w:color w:val="000000" w:themeColor="text1"/>
     </w:rPr>
     <w:tblPr>
@@ -7246,7 +7090,7 @@
       <w:spacing w:after="0" w:line="240" w:lineRule="auto"/>
     </w:pPr>
     <w:rPr>
-      <w:rFonts w:asciiTheme="majorHAnsi" w:eastAsiaTheme="majorEastAsia" w:hAnsiTheme="majorHAnsi" w:cstheme="majorBidi"/>
+      <w:rFonts/>
       <w:color w:val="000000" w:themeColor="text1"/>
     </w:rPr>
     <w:tblPr>
@@ -7885,7 +7729,7 @@
       <w:spacing w:after="0" w:line="240" w:lineRule="auto"/>
     </w:pPr>
     <w:rPr>
-      <w:rFonts w:asciiTheme="majorHAnsi" w:eastAsiaTheme="majorEastAsia" w:hAnsiTheme="majorHAnsi" w:cstheme="majorBidi"/>
+      <w:rFonts/>
       <w:color w:val="000000" w:themeColor="text1"/>
     </w:rPr>
     <w:tblPr>
@@ -8010,7 +7854,7 @@
       <w:spacing w:after="0" w:line="240" w:lineRule="auto"/>
     </w:pPr>
     <w:rPr>
-      <w:rFonts w:asciiTheme="majorHAnsi" w:eastAsiaTheme="majorEastAsia" w:hAnsiTheme="majorHAnsi" w:cstheme="majorBidi"/>
+      <w:rFonts/>
       <w:color w:val="000000" w:themeColor="text1"/>
     </w:rPr>
     <w:tblPr>
@@ -8135,7 +7979,7 @@
       <w:spacing w:after="0" w:line="240" w:lineRule="auto"/>
     </w:pPr>
     <w:rPr>
-      <w:rFonts w:asciiTheme="majorHAnsi" w:eastAsiaTheme="majorEastAsia" w:hAnsiTheme="majorHAnsi" w:cstheme="majorBidi"/>
+      <w:rFonts/>
       <w:color w:val="000000" w:themeColor="text1"/>
     </w:rPr>
     <w:tblPr>
@@ -8260,7 +8104,7 @@
       <w:spacing w:after="0" w:line="240" w:lineRule="auto"/>
     </w:pPr>
     <w:rPr>
-      <w:rFonts w:asciiTheme="majorHAnsi" w:eastAsiaTheme="majorEastAsia" w:hAnsiTheme="majorHAnsi" w:cstheme="majorBidi"/>
+      <w:rFonts/>
       <w:color w:val="000000" w:themeColor="text1"/>
     </w:rPr>
     <w:tblPr>
@@ -8385,7 +8229,7 @@
       <w:spacing w:after="0" w:line="240" w:lineRule="auto"/>
     </w:pPr>
     <w:rPr>
-      <w:rFonts w:asciiTheme="majorHAnsi" w:eastAsiaTheme="majorEastAsia" w:hAnsiTheme="majorHAnsi" w:cstheme="majorBidi"/>
+      <w:rFonts/>
       <w:color w:val="000000" w:themeColor="text1"/>
     </w:rPr>
     <w:tblPr>
@@ -8510,7 +8354,7 @@
       <w:spacing w:after="0" w:line="240" w:lineRule="auto"/>
     </w:pPr>
     <w:rPr>
-      <w:rFonts w:asciiTheme="majorHAnsi" w:eastAsiaTheme="majorEastAsia" w:hAnsiTheme="majorHAnsi" w:cstheme="majorBidi"/>
+      <w:rFonts/>
       <w:color w:val="000000" w:themeColor="text1"/>
     </w:rPr>
     <w:tblPr>
@@ -8635,7 +8479,7 @@
       <w:spacing w:after="0" w:line="240" w:lineRule="auto"/>
     </w:pPr>
     <w:rPr>
-      <w:rFonts w:asciiTheme="majorHAnsi" w:eastAsiaTheme="majorEastAsia" w:hAnsiTheme="majorHAnsi" w:cstheme="majorBidi"/>
+      <w:rFonts/>
       <w:color w:val="000000" w:themeColor="text1"/>
     </w:rPr>
     <w:tblPr>

--- a/az/discovery-articles/1.5 Riyaziyyat və sıfır anlayışı.docx
+++ b/az/discovery-articles/1.5 Riyaziyyat və sıfır anlayışı.docx
@@ -32,7 +32,7 @@
         <w:rPr>
           <w:sz w:val="20"/>
         </w:rPr>
-        <w:t>Dövr: təxminən e.ə. 3000-ci il (say sistemləri); eramızın 628-ci ili (Brahmaquptanın sıfırın qaydalarını ifadə etməsi) | Əsas iştirakçılar: Babil, Misir, Hindistan və mayya riyaziyyatçıları; Brahmaqupta</w:t>
+        <w:t>Dövr: təxminən e.ə. 3000-ci il — yazılı say sistemləri; eramızın 628-ci ili — Brahmaquptanın sıfırla hesab əməllərinə dair qaydaları izah etməsi | Əsas iştirakçılar: Babil, Misir, Hindistan və mayya riyaziyyatçıları; Brahmaqupta</w:t>
       </w:r>
     </w:p>
     <w:p>
@@ -40,7 +40,7 @@
         <w:widowControl/>
       </w:pPr>
       <w:r>
-        <w:t>Riyaziyyat müxtəlif mədəniyyətlərdə saymaq, ölçmək və hadisələri qabaqcadan hesablamaq ehtiyacından yarandı. Sıfırın öz qaydaları olan ayrıca ədəd kimi qəbul edilməsi daha sonrakı böyük irəliləyiş idi və müasir hesablamalara yol açdı.</w:t>
+        <w:t>İnsanlar saymaq, ölçmək və bəzi hadisələrin nə vaxt baş verəcəyini hesablamaq üçün riyaziyyata ehtiyac duydular. Bu biliklər müxtəlif mədəniyyətlərdə tədricən inkişaf etdi. Sıfırın ayrıca ədəd kimi qəbul olunması və onunla hesab aparmaq qaydalarının müəyyənləşdirilməsi isə daha sonrakı böyük addım oldu. Bu yenilik müasir hesablamaların əsasını qoyan nailiyyətlərdən biridir.</w:t>
       </w:r>
     </w:p>
     <w:p>
@@ -58,7 +58,7 @@
         <w:widowControl/>
       </w:pPr>
       <w:r>
-        <w:t>Babil riyaziyyatında mövqeli say sistemi və boş mərtəbəni göstərən sıfır işarəsi vardı.</w:t>
+        <w:t>Babildə rəqəmin qiymətinin yazıldığı yerdən asılı olduğu say sistemindən istifadə edilirdi. Boş qalan mərtəbəni göstərmək üçün ayrıca işarə də vardı.</w:t>
       </w:r>
     </w:p>
     <w:p>
@@ -67,7 +67,7 @@
         <w:widowControl/>
       </w:pPr>
       <w:r>
-        <w:t>Hind alimləri sıfırı öz qaydaları olan ədəd kimi qəbul etdilər.</w:t>
+        <w:t>Hind alimləri sıfırı təkcə boş yerin işarəsi deyil, hesab əməllərində işlədilən ədəd kimi qəbul etdilər.</w:t>
       </w:r>
     </w:p>
     <w:p>
@@ -76,7 +76,7 @@
         <w:widowControl/>
       </w:pPr>
       <w:r>
-        <w:t>VII əsrdə Brahmaqupta sıfır və mənfi kəmiyyətlərlə bağlı qaydaları ifadə etdi.</w:t>
+        <w:t>VII əsrdə Brahmaqupta sıfır və mənfi kəmiyyətlərlə hesab aparmağa dair qaydalar verdi.</w:t>
       </w:r>
     </w:p>
     <w:p>
@@ -85,7 +85,7 @@
         <w:widowControl/>
       </w:pPr>
       <w:r>
-        <w:t>İslam dünyasının riyaziyyatçıları hind rəqəmlərinin qərbə yayılmasına kömək etdilər.</w:t>
+        <w:t>İslam dünyasının riyaziyyatçıları hind rəqəmlərinin Qərbə yayılmasında mühüm rol oynadılar.</w:t>
       </w:r>
     </w:p>
     <w:p>
@@ -94,7 +94,7 @@
         <w:widowControl/>
       </w:pPr>
       <w:r>
-        <w:t>Sıfır və rəqəmin mövqeyinə görə qiymət alması cəbrin, kompüter hesablamalarının və müasir elmin əsaslarındandır.</w:t>
+        <w:t>Sıfır və rəqəmin tutduğu yerə görə qiymət alması cəbrin, kompüter hesablamalarının və müasir elmin əsaslarından sayılır.</w:t>
       </w:r>
     </w:p>
     <w:p>
@@ -103,15 +103,7 @@
         <w:widowControl/>
       </w:pPr>
       <w:r>
-        <w:t>Bu nədir</w:t>
-      </w:r>
-    </w:p>
-    <w:p>
-      <w:pPr>
-        <w:widowControl/>
-      </w:pPr>
-      <w:r>
-        <w:t>Riyaziyyat kəmiyyətləri, formaları, dəyişmələri və məntiqi əlaqələri öyrənir. İnsanlar dərsliklər yaranmazdan çox əvvəl torpağı bölmək, Ayın hərəkətini izləmək və məhsulu paylaşmaq üçün ondan istifadə edirdilər. Sıfırın bu tarixdə xüsusi yeri var. Əvvəlcə o, hesablama lövhəsində boş yer idi. Sonra toplamaq, çıxmaq və boş mərtəbəni göstərmək üçün işlədilən ədədə çevrildi: məsələn, 105-in 15 ilə qarışdırılmasının qarşısını aldı. Bunu nömrələnmiş dayanacaq yerləri kimi düşünə bilərsiniz: boş yeri göstərən işarə olmasa, rəqəmlər yanlış mövqedə oxunar.</w:t>
+        <w:t>Bu nədir?</w:t>
       </w:r>
     </w:p>
     <w:p>
@@ -120,15 +112,7 @@
         <w:widowControl/>
       </w:pPr>
       <w:r>
-        <w:t>Kim kəşf edib və ya yaradıb</w:t>
-      </w:r>
-    </w:p>
-    <w:p>
-      <w:pPr>
-        <w:widowControl/>
-      </w:pPr>
-      <w:r>
-        <w:t>Riyaziyyat Misir, Mesopotamiya, Hindistan, Çin, Yunanıstan, İslam dünyası və başqa mədəniyyətlərin töhfələri ilə inkişaf etdi. Babil mirzələri mövqeli say sistemindən və boş mərtəbəni göstərən işarədən istifadə edirdilər. Eramızın VII əsrində Brahmaqupta da daxil olmaqla hind riyaziyyatçıları sıfırı ədəd kimi qəbul edib onunla əməl qaydalarını təsvir etdilər. Əl-Xarəzmi və ərəbcə yazan başqa alimlər hind rəqəmlərini daha geniş dünyaya tanıtdılar. Riyaziyyatı bir nəfər yaratmayıb; çoxsaylı insanlar onu təkmilləşdiriblər.</w:t>
+        <w:t>Riyaziyyat kəmiyyətləri, formaları, dəyişmələri və məntiqi əlaqələri öyrənir. İnsanlar riyaziyyat dərslikləri yaranmazdan çox əvvəl torpağı bölmək, Ayın hərəkətini izləmək və məhsulu paylaşmaq üçün hesab aparırdılar.</w:t>
       </w:r>
     </w:p>
     <w:p>
@@ -137,15 +121,88 @@
         <w:widowControl/>
       </w:pPr>
       <w:r>
-        <w:t>Nə vaxt və necə yaranıb</w:t>
+        <w:t>Sıfırın bu tarixdə xüsusi yeri var. Hesablamalarda boş yeri bildirmək bir işdir, sıfırı ayrıca ədəd kimi qəbul edib onunla əməl aparmaq isə başqa. İnsanlar zamanla bu iki imkanı birləşdirdilər.</w:t>
       </w:r>
     </w:p>
     <w:p>
       <w:pPr>
+        <w:pStyle w:val="Heading1"/>
         <w:widowControl/>
       </w:pPr>
       <w:r>
-        <w:t>Saymağın tarixi yazıdan əvvələ gedib çıxır. Yazılı riyaziyyat ilk şəhərlərlə birlikdə meydana çıxdı. Sıfırın sadəcə boşluq deyil, ədəd kimi işlədilməsi eramızın I minilliyinə aid hind mətnlərində, sonra isə İslam riyaziyyat ənənəsində daha aydın görünür. Bu rəqəmlər orta əsrlərdə Avropaya çatdı və mürəkkəb hesablamalarda tədricən Roma rəqəmlərini əvəz etdi. Astronomiya, ticarət, miras bölgüsü və böyük ədədləri yığcam yazmaq ehtiyacı bu inkişafı sürətləndirirdi.</w:t>
+        <w:t>Məsələn, 105 ədədində sıfır onluqların olmadığını göstərir. Onu yazmasaq, 15 alınar və ədədin qiyməti dəyişər. Deməli, sıfır həmin yerdə heç nə olmadığını göstərməklə yanaşı, digər rəqəmlərin yerini də qoruyur. Bu, nömrələnmiş dayanacaqda bir yerin boş qalmasına bənzəyir: yer boşdur, amma sıradan çıxarılmır.</w:t>
+      </w:r>
+    </w:p>
+    <w:p>
+      <w:pPr>
+        <w:pStyle w:val="Heading1"/>
+        <w:widowControl/>
+      </w:pPr>
+      <w:r>
+        <w:t>Kim yaradıb?</w:t>
+      </w:r>
+    </w:p>
+    <w:p>
+      <w:pPr>
+        <w:pStyle w:val="Heading1"/>
+        <w:widowControl/>
+      </w:pPr>
+      <w:r>
+        <w:t>Riyaziyyatı bir nəfər yaratmayıb. Onun inkişafında Misir, Mesopotamiya, Hindistan, Çin, Yunanıstan, İslam dünyası və başqa mədəniyyətlərin payı var.</w:t>
+      </w:r>
+    </w:p>
+    <w:p>
+      <w:pPr>
+        <w:pStyle w:val="Heading1"/>
+        <w:widowControl/>
+      </w:pPr>
+      <w:r>
+        <w:t>Babil mirzələri rəqəmlərin tutduğu yerə görə qiymət aldığı say sistemindən istifadə edir, boş mərtəbəni xüsusi işarə ilə göstərirdilər. Eramızın VII əsrində Brahmaqupta da daxil olmaqla hind riyaziyyatçıları sıfırı ədəd kimi qəbul edir və onunla hesab aparmaq qaydalarını izah edirdilər.</w:t>
+      </w:r>
+    </w:p>
+    <w:p>
+      <w:pPr>
+        <w:pStyle w:val="Heading1"/>
+        <w:widowControl/>
+      </w:pPr>
+      <w:r>
+        <w:t>Əl-Xarəzmi və əsərlərini ərəb dilində yazan başqa alimlər hind rəqəmlərini daha geniş tanıtdılar. Beləliklə, müxtəlif yerlərdə toplanan biliklər bir-birini tamamladı və sonrakı nəsillər tərəfindən təkmilləşdirildi.</w:t>
+      </w:r>
+    </w:p>
+    <w:p>
+      <w:pPr>
+        <w:pStyle w:val="Heading1"/>
+        <w:widowControl/>
+      </w:pPr>
+      <w:r>
+        <w:t>Nə vaxt və necə yaranıb?</w:t>
+      </w:r>
+    </w:p>
+    <w:p>
+      <w:pPr>
+        <w:pStyle w:val="Heading1"/>
+        <w:widowControl/>
+      </w:pPr>
+      <w:r>
+        <w:t>İnsanlar yazı yaranmazdan əvvəl də saymağı bilirdilər. Riyazi biliklərin yazıya alınması isə ilk şəhərlərin meydana gəlməsi ilə genişləndi.</w:t>
+      </w:r>
+    </w:p>
+    <w:p>
+      <w:pPr>
+        <w:pStyle w:val="Heading1"/>
+        <w:widowControl/>
+      </w:pPr>
+      <w:r>
+        <w:t>Sıfırın yalnız boş yeri göstərən işarə deyil, ayrıca ədəd kimi işlədilməsi eramızın I minilliyinə aid hind mətnlərində, sonralar isə İslam dünyasının riyazi əsərlərində daha aydın görünür. Bu rəqəmlər orta əsrlərdə Avropaya da çatdı və mürəkkəb hesablamalarda Roma rəqəmlərini tədricən əvəz etdi.</w:t>
+      </w:r>
+    </w:p>
+    <w:p>
+      <w:pPr>
+        <w:pStyle w:val="Heading1"/>
+        <w:widowControl/>
+      </w:pPr>
+      <w:r>
+        <w:t>Göy cisimlərinin hərəkətini hesablamaq, ticarət aparmaq, miras bölmək və böyük ədədləri az işarə ilə yazmaq ehtiyacı bu inkişafı sürətləndirirdi.</w:t>
       </w:r>
     </w:p>
     <w:p>
@@ -159,10 +216,29 @@
     </w:p>
     <w:p>
       <w:pPr>
+        <w:pStyle w:val="Heading1"/>
         <w:widowControl/>
       </w:pPr>
       <w:r>
-        <w:t>Sıfır və mövqeli yazılış hesab əməllərini asanlaşdırır. Onlar mənfi ədədlərə, cəbrə, sonralar riyazi analizə və kompüter hesablamalarına da yol açır. Kompüterdə bitin sönülü vəziyyəti sıfırla ifadə olunan hallardan biridir. Koordinat başlanğıcı da sıfır mövqeyi anlayışına əsaslanır. Aydın sıfır anlayışı olmadan müasir elm nəzəri olaraq mümkün olsa da, hesablamalar daha çətin və ləng olardı.</w:t>
+        <w:t>Sıfır və mövqeli say sistemi — rəqəmin qiymətinin tutduğu yerdən asılı olması — hesab əməllərini xeyli asanlaşdırır. Bu anlayışlar mənfi ədədlərlə hesablamaların, cəbrin, sonralar isə dəyişmələri öyrənən riyazi analizin və kompüter hesablamalarının inkişafına zəmin yaratdı.</w:t>
+      </w:r>
+    </w:p>
+    <w:p>
+      <w:pPr>
+        <w:pStyle w:val="Heading1"/>
+        <w:widowControl/>
+      </w:pPr>
+      <w:r>
+        <w:t>Kompüterlərdə məlumatın ən kiçik vahidi olan bit iki qiymətdən birini alır: sıfır və ya bir. Koordinat sistemində də mövqelərin hesablanması sıfır nöqtəsindən başlanır.</w:t>
+      </w:r>
+    </w:p>
+    <w:p>
+      <w:pPr>
+        <w:pStyle w:val="Heading1"/>
+        <w:widowControl/>
+      </w:pPr>
+      <w:r>
+        <w:t>Sıfır anlayışı aydın şəkildə formalaşmasaydı, müasir elmi təsəvvür etmək nəzəri baxımdan mümkün olsa da, hesablamalar daha çətin olar və daha çox vaxt aparardı.</w:t>
       </w:r>
     </w:p>
     <w:p>
@@ -176,10 +252,11 @@
     </w:p>
     <w:p>
       <w:pPr>
+        <w:pStyle w:val="Heading1"/>
         <w:widowControl/>
       </w:pPr>
       <w:r>
-        <w:t>Hind-ərəb rəqəmləri və cəbri üsullar bazarlar, məktəblər və Avropa universitetləri vasitəsilə yayıldı. Naviqasiyaya, mühəndisliyə, sığortaya və fizikaya təsir göstərdi. Sonralar çoxluqlar nəzəriyyəsi və informatika boşluq və null anlayışlarına dəqiq məna verdi. Elektron cədvəllərdən qlobal mövqetəyinetmə sistemi olan GPS vasitəsilə yerin müəyyənləşdirilməsinədək bir çox iş mövqeli say sistemindən istifadə edir. Sıfırın tarixi yoxluğu faydalı bir anlayışa çevirməyin tarixidir.</w:t>
+        <w:t>Hind-ərəb rəqəmləri və cəbri üsullar ticarətdə, məktəblərdə və Avropa universitetlərində işlədildikcə geniş yayıldı. Onlar dənizçilik hesablamalarına, mühəndisliyə, sığortaya və fizikaya təsir göstərdi.</w:t>
       </w:r>
     </w:p>
     <w:p>
@@ -188,15 +265,52 @@
         <w:widowControl/>
       </w:pPr>
       <w:r>
-        <w:t>İnsan həyatını necə dəyişib</w:t>
+        <w:t>Sonralar çoxluqlar nəzəriyyəsində heç bir elementi olmayan çoxluq, informatikada isə qiymətin və ya məlumatın olmadığını bildirən null kimi anlayışlar dəqiq müəyyənləşdirildi. Bunlar sıfırla eyni anlayış olmasa da, «heç nə yoxdur» fikrinin müxtəlif sahələrdə necə dəqiqləşdirildiyini göstərir.</w:t>
       </w:r>
     </w:p>
     <w:p>
       <w:pPr>
+        <w:pStyle w:val="Heading1"/>
         <w:widowControl/>
       </w:pPr>
       <w:r>
-        <w:t>Daha ucuz və aydın hesablamalar qiymətləri, vergiləri, xəritələri və saatları idarə etməyi asanlaşdırdı. Öyrənmək imkanları da genişləndi. 10 və 100 yazmağı öyrənən uşaq artıq dərin bir riyazi fikirdən istifadə edir. Böyük kəmiyyətləri ifadə etmək asanlaşdıqca cəmiyyətin həyatında rəqəmlərin rolu artdı; bunun həm faydaları, həm də mənfi tərəfləri oldu. Sıfır heç nəyi göstərsə də, insan düşüncəsinin ən güclü vasitələrindən biridir.</w:t>
+        <w:t>Elektron cədvəllərdə hesab aparmaqdan GPS vasitəsilə yeri müəyyənləşdirməyədək bir çox işdə mövqeli say sistemindən istifadə olunur. Sıfırın tarixi yoxluğu göstərən işarənin necə güclü hesablama vasitəsinə çevrildiyini nümayiş etdirir.</w:t>
+      </w:r>
+    </w:p>
+    <w:p>
+      <w:pPr>
+        <w:pStyle w:val="Heading1"/>
+        <w:widowControl/>
+      </w:pPr>
+      <w:r>
+        <w:t>İnsan həyatını necə dəyişib?</w:t>
+      </w:r>
+    </w:p>
+    <w:p>
+      <w:pPr>
+        <w:pStyle w:val="Heading1"/>
+        <w:widowControl/>
+      </w:pPr>
+      <w:r>
+        <w:t>Hesablamaların asanlaşması və daha az zəhmət tələb etməsi qiymətləri və vergiləri hesablamağa, xəritə tərtib etməyə və vaxtı ölçməyə kömək etdi. Hesab öyrənmək də daha əlçatan oldu.</w:t>
+      </w:r>
+    </w:p>
+    <w:p>
+      <w:pPr>
+        <w:pStyle w:val="Heading1"/>
+        <w:widowControl/>
+      </w:pPr>
+      <w:r>
+        <w:t>10 və 100 yazmağı öyrənən uşaq özü də fərqinə varmadan mühüm bir riyazi prinsipdən istifadə edir: rəqəmin yeri dəyişdikcə qiyməti də dəyişir.</w:t>
+      </w:r>
+    </w:p>
+    <w:p>
+      <w:pPr>
+        <w:pStyle w:val="Heading1"/>
+        <w:widowControl/>
+      </w:pPr>
+      <w:r>
+        <w:t>Böyük kəmiyyətləri yazmaq və müqayisə etmək asanlaşdıqca rəqəmlər cəmiyyətin həyatında daha çox yer tutdu. Bunun faydaları ilə yanaşı, mənfi tərəfləri də oldu. Sıfır yoxluğu ifadə edə bilər, amma onun düşünmək və hesablamaq üçün açdığı imkanlar çox böyükdür.</w:t>
       </w:r>
     </w:p>
     <w:p>
@@ -217,7 +331,7 @@
         <w:rPr>
           <w:sz w:val="20"/>
         </w:rPr>
-        <w:t>C Qurumların materialları və ensiklopedik mənbələr</w:t>
+        <w:t>Qurumların materialları və ensiklopedik mənbələr</w:t>
       </w:r>
     </w:p>
     <w:p>
@@ -277,7 +391,7 @@
         <w:rPr>
           <w:sz w:val="20"/>
         </w:rPr>
-        <w:t>F Onlayn mühazirələr və tədris silsilələri</w:t>
+        <w:t>Onlayn mühazirələr və tədris silsilələri</w:t>
       </w:r>
     </w:p>
     <w:p>
